--- a/QA_BaoVeDoAn.docx
+++ b/QA_BaoVeDoAn.docx
@@ -297,6 +297,35 @@
     <w:p>
       <w:r>
         <w:t>*Chúc bạn tự tin bảo vệ đồ án và đạt điểm tuyệt đối!*</w:t>
+      </w:r>
+    </w:p>
+    <w:p/>
+    <w:p>
+      <w:r>
+        <w:rPr>
+          <w:b/>
+        </w:rPr>
+        <w:t>Câu hỏi: Tại sao FastAPI không chèn cấu hình API vào trong file .env? API key nằm ở đâu?</w:t>
+      </w:r>
+    </w:p>
+    <w:p>
+      <w:r>
+        <w:t>Trả lời: Ở dự án này, hệ thống chia làm 2 phần Frontend và Backend, do đó các API Key cũng được lưu ở 2 nơi hoàn toàn khác nhau.</w:t>
+        <w:br/>
+        <w:br/>
+        <w:t>1. API của Firebase (Frontend):</w:t>
+        <w:br/>
+        <w:t>API Key của Firebase không nằm trong file .env mà được hard-code trực tiếp vào file app.js và login.html. Firebase quy định các thông số firebaseConfig này là Public (dành cho client-side) nên việc lộ nó trên trình duyệt là bình thường, miễn là cấu hình các Rules trong Firebase Console bảo mật tốt.</w:t>
+        <w:br/>
+        <w:br/>
+        <w:t>2. API của Google Gemini, Neo4j, MongoDB (Backend FastAPI):</w:t>
+        <w:br/>
+        <w:t>Toàn bộ các API quan trọng và bí mật này đều ĐƯỢC LOAD TỪ FILE .env. File config.py sẽ gọi lệnh load_dotenv() để lấy các biến môi trường này ra cho api.py sử dụng.</w:t>
+        <w:br/>
+        <w:br/>
+        <w:t>3. Cấu hình quyền Admin của Firebase (Backend):</w:t>
+        <w:br/>
+        <w:t>Nó dùng toàn bộ chuỗi bảo mật nằm trong tệp cấu hình riêng biệt firebase-adminsdk.json thay vì API Key trong .env.</w:t>
       </w:r>
     </w:p>
     <w:sectPr>
